--- a/laravel-app/database/data/internship/handbooks/cloud_computing/Beyond_Cloud_Internship_Day_121_Student_Handbook.docx
+++ b/laravel-app/database/data/internship/handbooks/cloud_computing/Beyond_Cloud_Internship_Day_121_Student_Handbook.docx
@@ -38,7 +38,7 @@
           <w:color w:val="1E293B"/>
           <w:sz w:val="28"/>
         </w:rPr>
-        <w:t>Infrastructure As Code Concepts</w:t>
+        <w:t>Kubernetes Architecture and Local Cluster Setup</w:t>
       </w:r>
     </w:p>
     <w:p>
@@ -154,7 +154,7 @@
               <w:rPr>
                 <w:sz w:val="18"/>
               </w:rPr>
-              <w:t>advanced</w:t>
+              <w:t>intermediate</w:t>
             </w:r>
           </w:p>
         </w:tc>
@@ -167,7 +167,7 @@
               <w:rPr>
                 <w:sz w:val="18"/>
               </w:rPr>
-              <w:t>8 hours</w:t>
+              <w:t>8.0 hours</w:t>
             </w:r>
           </w:p>
         </w:tc>
@@ -180,7 +180,7 @@
               <w:rPr>
                 <w:sz w:val="18"/>
               </w:rPr>
-              <w:t>VirtualBox, Docker, GitHub, free tiers or local cloud emulators</w:t>
+              <w:t>Docker, kind/minikube/k3d, kubectl, Helm, Git</w:t>
             </w:r>
           </w:p>
         </w:tc>
@@ -198,7 +198,7 @@
           <w:color w:val="0B3F90"/>
           <w:sz w:val="20"/>
         </w:rPr>
-        <w:t>Day 121 objective  Complete the orientation and setup for Infrastructure As Code Concepts: Apply infrastructure as code concepts safely and explain the result in a professional technical report.</w:t>
+        <w:t>Day 121 objective  Complete the orientation and setup for Kubernetes Architecture and Local Cluster Setup: Create an approved local cluster and inspect control-plane and worker components.</w:t>
       </w:r>
     </w:p>
     <w:p>
@@ -270,7 +270,7 @@
           <w:b w:val="0"/>
           <w:sz w:val="22"/>
         </w:rPr>
-        <w:t>Submit: A setup screenshot, a short explanation of the key terms, and a safety/ethics check..</w:t>
+        <w:t>Submit: Setup evidence, completed lab artifact, independent verification, cost/cleanup record, safety check, and short technical report..</w:t>
       </w:r>
     </w:p>
     <w:p>
@@ -701,7 +701,7 @@
           <w:b w:val="0"/>
           <w:sz w:val="20"/>
         </w:rPr>
-        <w:t>Curriculum objective (source of truth): Apply infrastructure as code concepts safely and explain the result in a professional technical report.</w:t>
+        <w:t>Curriculum objective (source of truth): Create an approved local cluster and inspect control-plane and worker components.</w:t>
       </w:r>
     </w:p>
     <w:p>
@@ -713,7 +713,7 @@
           <w:b w:val="0"/>
           <w:sz w:val="22"/>
         </w:rPr>
-        <w:t>Explain Infrastructure As Code Concepts to a supervisor in under two minutes.</w:t>
+        <w:t>Explain Kubernetes Architecture and Local Cluster Setup to a supervisor in under two minutes.</w:t>
       </w:r>
     </w:p>
     <w:p>
@@ -725,7 +725,7 @@
           <w:b w:val="0"/>
           <w:sz w:val="22"/>
         </w:rPr>
-        <w:t>Configure or verify the approved tools required for Infrastructure As Code Concepts.</w:t>
+        <w:t>Configure or verify the approved tools required for Kubernetes Architecture and Local Cluster Setup.</w:t>
       </w:r>
     </w:p>
     <w:p>
@@ -793,7 +793,7 @@
           <w:b w:val="0"/>
           <w:sz w:val="22"/>
         </w:rPr>
-        <w:t>Define the professional meaning of “Infrastructure As Code Concepts” before you use tools. Do not split the title into meaningless words. Connect each concept to today's practical action.</w:t>
+        <w:t>Define the professional meaning of “Kubernetes Architecture and Local Cluster Setup” before you use tools. Do not split the title into meaningless words. Connect each concept to today's practical action.</w:t>
       </w:r>
     </w:p>
     <w:tbl>
@@ -901,7 +901,7 @@
               <w:rPr>
                 <w:sz w:val="18"/>
               </w:rPr>
-              <w:t>Core topic skill</w:t>
+              <w:t>Problem framing</w:t>
             </w:r>
           </w:p>
         </w:tc>
@@ -914,7 +914,7 @@
               <w:rPr>
                 <w:sz w:val="18"/>
               </w:rPr>
-              <w:t>Professional practice for Infrastructure As Code Concepts</w:t>
+              <w:t>Who needs what, constraints, success criteria</w:t>
             </w:r>
           </w:p>
         </w:tc>
@@ -927,7 +927,7 @@
               <w:rPr>
                 <w:sz w:val="18"/>
               </w:rPr>
-              <w:t>Complete today's practical objective</w:t>
+              <w:t>Write a short frame table</w:t>
             </w:r>
           </w:p>
         </w:tc>
@@ -940,7 +940,7 @@
               <w:rPr>
                 <w:sz w:val="18"/>
               </w:rPr>
-              <w:t>Shallow buzzword-only work</w:t>
+              <w:t>Building the wrong thing</w:t>
             </w:r>
           </w:p>
         </w:tc>
@@ -953,7 +953,7 @@
               <w:rPr>
                 <w:sz w:val="18"/>
               </w:rPr>
-              <w:t>Demonstrate with evidence</w:t>
+              <w:t>Supervisor review of frame</w:t>
             </w:r>
           </w:p>
         </w:tc>
@@ -968,7 +968,7 @@
               <w:rPr>
                 <w:sz w:val="18"/>
               </w:rPr>
-              <w:t>Tool discipline</w:t>
+              <w:t>Train vs evaluation data</w:t>
             </w:r>
           </w:p>
         </w:tc>
@@ -981,7 +981,7 @@
               <w:rPr>
                 <w:sz w:val="18"/>
               </w:rPr>
-              <w:t>Use only approved tools/versions</w:t>
+              <w:t>Learn on one set; judge on another</w:t>
             </w:r>
           </w:p>
         </w:tc>
@@ -994,7 +994,7 @@
               <w:rPr>
                 <w:sz w:val="18"/>
               </w:rPr>
-              <w:t>Verify tools before lab</w:t>
+              <w:t>Keep a held-out TEST set</w:t>
             </w:r>
           </w:p>
         </w:tc>
@@ -1007,7 +1007,7 @@
               <w:rPr>
                 <w:sz w:val="18"/>
               </w:rPr>
-              <w:t>Unapproved downloads</w:t>
+              <w:t>Testing on training data</w:t>
             </w:r>
           </w:p>
         </w:tc>
@@ -1020,7 +1020,7 @@
               <w:rPr>
                 <w:sz w:val="18"/>
               </w:rPr>
-              <w:t>Official sources only</w:t>
+              <w:t>Document the split</w:t>
             </w:r>
           </w:p>
         </w:tc>
@@ -1035,7 +1035,7 @@
               <w:rPr>
                 <w:sz w:val="18"/>
               </w:rPr>
-              <w:t>Professional documentation</w:t>
+              <w:t>Human oversight</w:t>
             </w:r>
           </w:p>
         </w:tc>
@@ -1048,7 +1048,7 @@
               <w:rPr>
                 <w:sz w:val="18"/>
               </w:rPr>
-              <w:t>Clear enough for handover</w:t>
+              <w:t>A person remains accountable</w:t>
             </w:r>
           </w:p>
         </w:tc>
@@ -1061,7 +1061,7 @@
               <w:rPr>
                 <w:sz w:val="18"/>
               </w:rPr>
-              <w:t>Write procedure + results</w:t>
+              <w:t>Disclose AI help; verify claims</w:t>
             </w:r>
           </w:p>
         </w:tc>
@@ -1074,7 +1074,7 @@
               <w:rPr>
                 <w:sz w:val="18"/>
               </w:rPr>
-              <w:t>Undocumented changes</w:t>
+              <w:t>Blind trust in outputs</w:t>
             </w:r>
           </w:p>
         </w:tc>
@@ -1087,7 +1087,7 @@
               <w:rPr>
                 <w:sz w:val="18"/>
               </w:rPr>
-              <w:t>README + report template</w:t>
+              <w:t>AI/tool disclosure block</w:t>
             </w:r>
           </w:p>
         </w:tc>
@@ -1348,7 +1348,7 @@
           <w:b w:val="0"/>
           <w:sz w:val="22"/>
         </w:rPr>
-        <w:t>Tools available: VirtualBox, Docker, GitHub, free tiers or local cloud emulators.</w:t>
+        <w:t>Tools available: Docker, kind/minikube/k3d, kubectl, Helm, Git.</w:t>
       </w:r>
     </w:p>
     <w:p>
@@ -1463,7 +1463,7 @@
               <w:rPr>
                 <w:sz w:val="18"/>
               </w:rPr>
-              <w:t>VirtualBox, Docker, GitHub, free tiers or local cloud emulators</w:t>
+              <w:t>Docker, kind/minikube/k3d, kubectl, Helm, Git</w:t>
             </w:r>
           </w:p>
         </w:tc>
@@ -1545,7 +1545,7 @@
           <w:b w:val="0"/>
           <w:sz w:val="18"/>
         </w:rPr>
-        <w:t>└── Day_121_Infrastructure_As_Code_Concepts/</w:t>
+        <w:t>└── Day_121_Kubernetes_Architecture_and_Local_Cluster_Setup/</w:t>
       </w:r>
     </w:p>
     <w:p>
@@ -1698,7 +1698,7 @@
           <w:b w:val="0"/>
           <w:sz w:val="18"/>
         </w:rPr>
-        <w:t>mkdir Beyond_Cloud_Internship\Day_121_Infrastructure_As_Code_Concepts\evidence, Beyond_Cloud_Internship\Day_121_Infrastructure_As_Code_Concepts\notebooks, Beyond_Cloud_Internship\Day_121_Infrastructure_As_Code_Concepts\src, Beyond_Cloud_Internship\Day_121_Infrastructure_As_Code_Concepts\data, Beyond_Cloud_Internship\Day_121_Infrastructure_As_Code_Concepts\output, Beyond_Cloud_Internship\Day_121_Infrastructure_As_Code_Concepts\report -Force</w:t>
+        <w:t>mkdir Beyond_Cloud_Internship\Day_121_Kubernetes_Architecture_and_Local_Cluster_Setup\evidence, Beyond_Cloud_Internship\Day_121_Kubernetes_Architecture_and_Local_Cluster_Setup\notebooks, Beyond_Cloud_Internship\Day_121_Kubernetes_Architecture_and_Local_Cluster_Setup\src, Beyond_Cloud_Internship\Day_121_Kubernetes_Architecture_and_Local_Cluster_Setup\data, Beyond_Cloud_Internship\Day_121_Kubernetes_Architecture_and_Local_Cluster_Setup\output, Beyond_Cloud_Internship\Day_121_Kubernetes_Architecture_and_Local_Cluster_Setup\report -Force</w:t>
       </w:r>
     </w:p>
     <w:p/>
@@ -1739,7 +1739,7 @@
           <w:b w:val="0"/>
           <w:sz w:val="18"/>
         </w:rPr>
-        <w:t>mkdir -p Beyond_Cloud_Internship/Day_121_Infrastructure_As_Code_Concepts/{evidence,notebooks,src,data,output,report}</w:t>
+        <w:t>mkdir -p Beyond_Cloud_Internship/Day_121_Kubernetes_Architecture_and_Local_Cluster_Setup/{evidence,notebooks,src,data,output,report}</w:t>
       </w:r>
     </w:p>
     <w:p/>
@@ -1855,7 +1855,7 @@
           <w:color w:val="0B3F90"/>
           <w:sz w:val="24"/>
         </w:rPr>
-        <w:t>Orientation and setup: Infrastructure As Code Concepts</w:t>
+        <w:t>Orientation and setup: Kubernetes Architecture and Local Cluster Setup</w:t>
       </w:r>
     </w:p>
     <w:p>
@@ -1879,7 +1879,7 @@
           <w:b w:val="0"/>
           <w:sz w:val="20"/>
         </w:rPr>
-        <w:t>• Read the Study Notes on this page, then create or verify the lab needed for infrastructure as code concepts.</w:t>
+        <w:t>• Review Day 120 prerequisites and read the complete Day 121 objective before changing any lab resource.</w:t>
       </w:r>
     </w:p>
     <w:p>
@@ -1891,7 +1891,7 @@
           <w:b w:val="0"/>
           <w:sz w:val="20"/>
         </w:rPr>
-        <w:t>• Work only in an authorized lab, VM or on equipment assigned by Beyond.</w:t>
+        <w:t>• Confirm written authorization, account/sandbox boundary, region, quota, budget alert, and cleanup responsibility before provisioning.</w:t>
       </w:r>
     </w:p>
     <w:p>
@@ -1903,7 +1903,79 @@
           <w:b w:val="0"/>
           <w:sz w:val="20"/>
         </w:rPr>
-        <w:t>• Keep time entries truthful and ask the supervisor before changing production equipment.</w:t>
+        <w:t>• Verify only the tools required today and record versions; prefer local emulators when provider access or free-tier status is uncertain.</w:t>
+      </w:r>
+    </w:p>
+    <w:p>
+      <w:pPr>
+        <w:spacing w:after="120"/>
+      </w:pPr>
+      <w:r>
+        <w:rPr>
+          <w:b w:val="0"/>
+          <w:sz w:val="20"/>
+        </w:rPr>
+        <w:t>• Create Day_121_kubernetes_architecture_and_local_cluster_setup with evidence, config or src, output, and report folders. Prevent secrets and state files from entering version control.</w:t>
+      </w:r>
+    </w:p>
+    <w:p>
+      <w:pPr>
+        <w:spacing w:after="120"/>
+      </w:pPr>
+      <w:r>
+        <w:rPr>
+          <w:b w:val="0"/>
+          <w:sz w:val="20"/>
+        </w:rPr>
+        <w:t>• Complete the practical objective: Create an approved local cluster and inspect control-plane and worker components.</w:t>
+      </w:r>
+    </w:p>
+    <w:p>
+      <w:pPr>
+        <w:spacing w:after="120"/>
+      </w:pPr>
+      <w:r>
+        <w:rPr>
+          <w:b w:val="0"/>
+          <w:sz w:val="20"/>
+        </w:rPr>
+        <w:t>• Record commands/configuration, expected result, observed result, resource identifiers without secrets, cost/usage check, and any deviations.</w:t>
+      </w:r>
+    </w:p>
+    <w:p>
+      <w:pPr>
+        <w:spacing w:after="120"/>
+      </w:pPr>
+      <w:r>
+        <w:rPr>
+          <w:b w:val="0"/>
+          <w:sz w:val="20"/>
+        </w:rPr>
+        <w:t>• Verify independently using a second command, connectivity test, configuration diff, monitoring view, clean rerun, restore test, or peer review.</w:t>
+      </w:r>
+    </w:p>
+    <w:p>
+      <w:pPr>
+        <w:spacing w:after="120"/>
+      </w:pPr>
+      <w:r>
+        <w:rPr>
+          <w:b w:val="0"/>
+          <w:sz w:val="20"/>
+        </w:rPr>
+        <w:t>• Stop and remove only assigned disposable resources; verify deletion, released IPs/storage, stopped services, and current billing/usage dashboard where applicable.</w:t>
+      </w:r>
+    </w:p>
+    <w:p>
+      <w:pPr>
+        <w:spacing w:after="120"/>
+      </w:pPr>
+      <w:r>
+        <w:rPr>
+          <w:b w:val="0"/>
+          <w:sz w:val="20"/>
+        </w:rPr>
+        <w:t>• Package evidence and write a professional report covering architecture, security, cost, verification, troubleshooting, limitations, and AI/tool assistance.</w:t>
       </w:r>
     </w:p>
     <w:p>
@@ -1929,7 +2001,7 @@
           <w:b w:val="0"/>
           <w:sz w:val="18"/>
         </w:rPr>
-        <w:t># day_121_lab.py — Orientation and setup: Infrastructure As Code Concepts</w:t>
+        <w:t># day_121_lab.py — Orientation and setup: Kubernetes Architecture and Local Cluster Setup</w:t>
       </w:r>
     </w:p>
     <w:p>
@@ -1971,7 +2043,7 @@
           <w:b w:val="0"/>
           <w:sz w:val="18"/>
         </w:rPr>
-        <w:t>"""Day 121 practical starter for Infrastructure As Code Concepts.</w:t>
+        <w:t>"""Day 121 practical starter for Kubernetes Architecture and Local Cluster Setup.</w:t>
       </w:r>
     </w:p>
     <w:p>
@@ -2153,7 +2225,7 @@
           <w:b w:val="0"/>
           <w:sz w:val="18"/>
         </w:rPr>
-        <w:t xml:space="preserve">    print("Program topic:", 'Infrastructure As Code Concepts')</w:t>
+        <w:t xml:space="preserve">    print("Program topic:", 'Kubernetes Architecture and Local Cluster Setup')</w:t>
       </w:r>
     </w:p>
     <w:p>
@@ -4353,7 +4425,7 @@
                 <w:color w:val="FFFFFF"/>
                 <w:sz w:val="18"/>
               </w:rPr>
-              <w:t>CHECK</w:t>
+              <w:t>METRIC</w:t>
             </w:r>
           </w:p>
         </w:tc>
@@ -4369,7 +4441,7 @@
                 <w:color w:val="FFFFFF"/>
                 <w:sz w:val="18"/>
               </w:rPr>
-              <w:t>SUCCESS CRITERION</w:t>
+              <w:t>QUESTION</w:t>
             </w:r>
           </w:p>
         </w:tc>
@@ -4385,7 +4457,7 @@
                 <w:color w:val="FFFFFF"/>
                 <w:sz w:val="18"/>
               </w:rPr>
-              <w:t>LIMITATION</w:t>
+              <w:t>CAUTION</w:t>
             </w:r>
           </w:p>
         </w:tc>
@@ -4400,7 +4472,7 @@
               <w:rPr>
                 <w:sz w:val="18"/>
               </w:rPr>
-              <w:t>Functional result</w:t>
+              <w:t>Accuracy / error rate</w:t>
             </w:r>
           </w:p>
         </w:tc>
@@ -4413,7 +4485,7 @@
               <w:rPr>
                 <w:sz w:val="18"/>
               </w:rPr>
-              <w:t>Meets today's objective</w:t>
+              <w:t>Overall correctness?</w:t>
             </w:r>
           </w:p>
         </w:tc>
@@ -4426,7 +4498,7 @@
               <w:rPr>
                 <w:sz w:val="18"/>
               </w:rPr>
-              <w:t>Classroom demo ≠ production</w:t>
+              <w:t>Weak on imbalanced data</w:t>
             </w:r>
           </w:p>
         </w:tc>
@@ -4441,7 +4513,7 @@
               <w:rPr>
                 <w:sz w:val="18"/>
               </w:rPr>
-              <w:t>Safety compliance</w:t>
+              <w:t>Precision / recall / F1</w:t>
             </w:r>
           </w:p>
         </w:tc>
@@ -4454,7 +4526,7 @@
               <w:rPr>
                 <w:sz w:val="18"/>
               </w:rPr>
-              <w:t>No rule breached</w:t>
+              <w:t>Error type trade-off?</w:t>
             </w:r>
           </w:p>
         </w:tc>
@@ -4467,7 +4539,7 @@
               <w:rPr>
                 <w:sz w:val="18"/>
               </w:rPr>
-              <w:t>Still needs supervisor judgment</w:t>
+              <w:t>Optimize for the real cost of mistakes</w:t>
             </w:r>
           </w:p>
         </w:tc>
@@ -4482,7 +4554,7 @@
               <w:rPr>
                 <w:sz w:val="18"/>
               </w:rPr>
-              <w:t>Reproducibility</w:t>
+              <w:t>Latency / resource use</w:t>
             </w:r>
           </w:p>
         </w:tc>
@@ -4495,7 +4567,7 @@
               <w:rPr>
                 <w:sz w:val="18"/>
               </w:rPr>
-              <w:t>Second check agrees</w:t>
+              <w:t>Is it usable?</w:t>
             </w:r>
           </w:p>
         </w:tc>
@@ -4508,7 +4580,7 @@
               <w:rPr>
                 <w:sz w:val="18"/>
               </w:rPr>
-              <w:t>Environment drift possible</w:t>
+              <w:t>Lab laptop ≠ production load</w:t>
             </w:r>
           </w:p>
         </w:tc>
@@ -5772,7 +5844,7 @@
           <w:b w:val="0"/>
           <w:sz w:val="22"/>
         </w:rPr>
-        <w:t>Objective addressed for Infrastructure As Code Concepts</w:t>
+        <w:t>Objective addressed for Kubernetes Architecture and Local Cluster Setup</w:t>
       </w:r>
     </w:p>
     <w:p>
@@ -5876,7 +5948,7 @@
           <w:b w:val="0"/>
           <w:sz w:val="22"/>
         </w:rPr>
-        <w:t>Matches: A setup screenshot, a short explanation of the key terms, and a safety/ethics check.</w:t>
+        <w:t>Matches: Setup evidence, completed lab artifact, independent verification, cost/cleanup record, safety check, and short technical report.</w:t>
       </w:r>
     </w:p>
     <w:p>
@@ -5908,7 +5980,7 @@
           <w:b w:val="0"/>
           <w:sz w:val="22"/>
         </w:rPr>
-        <w:t>Explain Infrastructure As Code Concepts without reading.</w:t>
+        <w:t>Explain Kubernetes Architecture and Local Cluster Setup without reading.</w:t>
       </w:r>
     </w:p>
     <w:p>
@@ -6000,7 +6072,7 @@
           <w:b w:val="0"/>
           <w:sz w:val="22"/>
         </w:rPr>
-        <w:t>Today is Day 121 (Orientation and setup) on Infrastructure As Code Concepts. I worked only in the authorized Beyond cloud lab. I completed the practical objective, verified with a second check, and packaged evidence. Main risk: unauthorized or unsafe action; control: checklist + supervisor escalation. Limitation: classroom/lab scope only. Next: continue the topic cycle and keep documentation reproducible.</w:t>
+        <w:t>Today is Day 121 (Orientation and setup) on Kubernetes Architecture and Local Cluster Setup. I worked only in the authorized Beyond cloud lab. I completed the practical objective, verified with a second check, and packaged evidence. Main risk: unauthorized or unsafe action; control: checklist + supervisor escalation. Limitation: classroom/lab scope only. Next: continue the topic cycle and keep documentation reproducible.</w:t>
       </w:r>
     </w:p>
     <w:p>
